--- a/tasks/slides/2026-06-07_konkor-am_case-3.docx
+++ b/tasks/slides/2026-06-07_konkor-am_case-3.docx
@@ -2,13 +2,13 @@
 <file path=word/document.xml><?xml version="1.0" encoding="utf-8"?>
 <w:document xmlns:w="http://schemas.openxmlformats.org/wordprocessingml/2006/main" xmlns:m="http://schemas.openxmlformats.org/officeDocument/2006/math" xmlns:r="http://schemas.openxmlformats.org/officeDocument/2006/relationships" xmlns:o="urn:schemas-microsoft-com:office:office" xmlns:v="urn:schemas-microsoft-com:vml" xmlns:w10="urn:schemas-microsoft-com:office:word" xmlns:a="http://schemas.openxmlformats.org/drawingml/2006/main" xmlns:pic="http://schemas.openxmlformats.org/drawingml/2006/picture" xmlns:wp="http://schemas.openxmlformats.org/drawingml/2006/wordprocessingDrawing">
   <w:body>
-    <w:bookmarkStart w:id="25" w:name="X3dc09e26d44f853c242205a7fda352717f9d7a6"/>
+    <w:bookmarkStart w:id="25" w:name="X32ad1d3572a6e6aad6c1a6302709a809d4f3aeb"/>
     <w:p>
       <w:pPr>
         <w:pStyle w:val="Heading1"/>
       </w:pPr>
       <w:r>
-        <w:t xml:space="preserve">Клинический кейс 3 — Конкор АМ 10/10 (АГ + стенокардия + ХБП С3bА2)</w:t>
+        <w:t xml:space="preserve">Клинический кейс 3 — Конкор АМ 10/10 (почечная безопасность и приверженность)</w:t>
       </w:r>
     </w:p>
     <w:p>
@@ -26,7 +26,7 @@
         <w:t xml:space="preserve"> </w:t>
       </w:r>
       <w:r>
-        <w:t xml:space="preserve">Конкор АМ 10/10 + Конкор (бренд, двухпродуктовое позиционирование).</w:t>
+        <w:t xml:space="preserve">Конкор АМ 10/10.</w:t>
       </w:r>
       <w:r>
         <w:t xml:space="preserve"> </w:t>
@@ -42,80 +42,7 @@
         <w:t xml:space="preserve"> </w:t>
       </w:r>
       <w:r>
-        <w:t xml:space="preserve">позиционирование Конкор АМ у пациентки с длительной АГ и стабильной стенокардией на фоне умеренной ХБП — оптимизация дозы на свободных компонентах → перевод на Конкор АМ 10/10; акценты — почечная безопасность бисопролола (сбалансированный двойной путь выведения), приверженность через FDC, переход на оригинальный бренд Конкор. РААС-блокатор сохраняется.</w:t>
-      </w:r>
-      <w:r>
-        <w:t xml:space="preserve"> </w:t>
-      </w:r>
-      <w:r>
-        <w:rPr>
-          <w:bCs/>
-          <w:b/>
-        </w:rPr>
-        <w:t xml:space="preserve">Рамка гайдлайнов:</w:t>
-      </w:r>
-      <w:r>
-        <w:t xml:space="preserve"> </w:t>
-      </w:r>
-      <w:r>
-        <w:t xml:space="preserve">КР МЗ РФ 2024 (АГ, Стабильная ИБС), КР МЗ РФ 2023 (нарушения липидного обмена), ОХЛП Конкор АМ / Конкор моно.</w:t>
-      </w:r>
-      <w:r>
-        <w:t xml:space="preserve"> </w:t>
-      </w:r>
-      <w:r>
-        <w:rPr>
-          <w:bCs/>
-          <w:b/>
-        </w:rPr>
-        <w:t xml:space="preserve">Аудитория:</w:t>
-      </w:r>
-      <w:r>
-        <w:t xml:space="preserve"> </w:t>
-      </w:r>
-      <w:r>
-        <w:t xml:space="preserve">кардиологи (медпред-визит) + микс с терапевтами.</w:t>
-      </w:r>
-      <w:r>
-        <w:t xml:space="preserve"> </w:t>
-      </w:r>
-      <w:r>
-        <w:rPr>
-          <w:bCs/>
-          <w:b/>
-        </w:rPr>
-        <w:t xml:space="preserve">Off-label дисклеймер по разделу 4.1 ОХЛП Конкор АМ:</w:t>
-      </w:r>
-      <w:r>
-        <w:t xml:space="preserve"> </w:t>
-      </w:r>
-      <w:r>
-        <w:t xml:space="preserve">на уровне презентации (мастер-слайд), не в тексте кейса.</w:t>
-      </w:r>
-      <w:r>
-        <w:t xml:space="preserve"> </w:t>
-      </w:r>
-      <w:r>
-        <w:rPr>
-          <w:bCs/>
-          <w:b/>
-        </w:rPr>
-        <w:t xml:space="preserve">Backing для USP «оригинальный Конкор» и когортных данных по приверженности:</w:t>
-      </w:r>
-      <w:r>
-        <w:t xml:space="preserve"> </w:t>
-      </w:r>
-      <w:r>
-        <w:t xml:space="preserve">слайды из деки v2.0 (</w:t>
-      </w:r>
-      <w:r>
-        <w:rPr>
-          <w:rStyle w:val="VerbatimChar"/>
-        </w:rPr>
-        <w:t xml:space="preserve">context/slide-library/</w:t>
-      </w:r>
-      <w:r>
-        <w:t xml:space="preserve">).</w:t>
+        <w:t xml:space="preserve">позиционирование Конкор АМ у пациентки с длительной АГ и стабильной стенокардией на фоне умеренной ХБП — оптимизация дозы на свободных компонентах → перевод на Конкор АМ 10/10; акцент на безопасности бисопролола при нарушении функции почек (сбалансированный двойной путь выведения) и на приверженности; РААС-блокатор сохраняется.</w:t>
       </w:r>
     </w:p>
     <w:p>
@@ -123,34 +50,7 @@
         <w:pStyle w:val="BlockText"/>
       </w:pPr>
       <w:r>
-        <w:t xml:space="preserve">Версия 1.1 — после первого совета (артефакты</w:t>
-      </w:r>
-      <w:r>
-        <w:t xml:space="preserve"> </w:t>
-      </w:r>
-      <w:r>
-        <w:rPr>
-          <w:rStyle w:val="VerbatimChar"/>
-        </w:rPr>
-        <w:t xml:space="preserve">council-report-2026-06-07_160459.html</w:t>
-      </w:r>
-      <w:r>
-        <w:t xml:space="preserve"> </w:t>
-      </w:r>
-      <w:r>
-        <w:t xml:space="preserve">+</w:t>
-      </w:r>
-      <w:r>
-        <w:t xml:space="preserve"> </w:t>
-      </w:r>
-      <w:r>
-        <w:rPr>
-          <w:rStyle w:val="VerbatimChar"/>
-        </w:rPr>
-        <w:t xml:space="preserve">council-transcript-2026-06-07_160459.md</w:t>
-      </w:r>
-      <w:r>
-        <w:t xml:space="preserve">). Применены решения пользователя.</w:t>
+        <w:t xml:space="preserve">Версия 2.0 — мажорная пересборка от v1.2: РААС-блокатор сменён на валсартан 160 мг (периндоприл 8 мг превышал дозу по ОХЛП при СКФ 36); рамка нерегулярности пересобрана как амло-специфичная (не «вся терапия»); цифры Шагов 1/2 привязаны к реалистичным механизмам (адгерентность амло + биsо-титрация → FDC-консолидация); добавлена интенсификация липидоснижающей терапии (атор + эзет) с корректировкой ЛНП через Фридевальд.</w:t>
       </w:r>
     </w:p>
     <w:p>
@@ -213,7 +113,7 @@
         <w:t xml:space="preserve"> </w:t>
       </w:r>
       <w:r>
-        <w:t xml:space="preserve">давящие боли за грудиной при ходьбе 200–300 м по ровной местности и подъёме на 1 пролёт лестницы, длительностью 3–5 мин, купируются прекращением нагрузки. Выраженное снижение толерантности к нагрузке (привычная активность ограничена). Утомляемость, общая слабость.</w:t>
+        <w:t xml:space="preserve">Давящие боли за грудиной при ходьбе на 200–300 м по ровной местности и подъёме на один пролёт лестницы, длительностью 3–5 мин, купируются прекращением нагрузки, короткодействующими нитратами. Снижение толерантности к нагрузке (привычная активность ограничена). Утомляемость, общая слабость.</w:t>
       </w:r>
     </w:p>
     <w:p>
@@ -231,7 +131,7 @@
         <w:t xml:space="preserve"> </w:t>
       </w:r>
       <w:r>
-        <w:t xml:space="preserve">АГ более 10 лет, терапию принимала нерегулярно, привычные значения 150–160/95–100 мм рт.ст., целевых уровней не достигала. Ангинозные боли около 1,5 лет. Хроническая болезнь почек выявлена 2 года назад при обследовании по поводу АГ; течение стабильное, иной причины, кроме гипертонической болезни, не установлено.</w:t>
+        <w:t xml:space="preserve">АГ более 10 лет, терапию принимала нерегулярно, привычные значения 150–160/95–100 мм рт.ст., целевых уровней не достигала. Эпизодически — повышения до 170/100 из-за пропусков амлодипина. Ангинозные боли около 1,5 лет. Хроническая болезнь почек выявлена 2 года назад при обследовании по поводу АГ; течение стабильное, иной причины, кроме гипертонической болезни, не установлено.</w:t>
       </w:r>
     </w:p>
     <w:p>
@@ -243,13 +143,50 @@
           <w:bCs/>
           <w:b/>
         </w:rPr>
-        <w:t xml:space="preserve">ТЕКУЩАЯ ТЕРАПИЯ (раздельная комбинация, принимает нерегулярно, часто пропускает приёмы):</w:t>
-      </w:r>
-      <w:r>
-        <w:t xml:space="preserve"> </w:t>
-      </w:r>
-      <w:r>
-        <w:t xml:space="preserve">амлодипин 10 мг вечером (убеждена, что вечерний приём предотвращает отёки; отёков нет), однако часто забывает; бисопролол 5 мг утром; периндоприл 8 мг/сут; аторвастатин 40 мг; ацетилсалициловая кислота 75 мг.</w:t>
+        <w:t xml:space="preserve">ТЕКУЩАЯ ТЕРАПИЯ:</w:t>
+      </w:r>
+      <w:r>
+        <w:t xml:space="preserve"> </w:t>
+      </w:r>
+      <w:r>
+        <w:t xml:space="preserve">- амлодипин 10 мг вечером (убеждена, что вечерний приём предотвращает отёки) —</w:t>
+      </w:r>
+      <w:r>
+        <w:t xml:space="preserve"> </w:t>
+      </w:r>
+      <w:r>
+        <w:rPr>
+          <w:bCs/>
+          <w:b/>
+        </w:rPr>
+        <w:t xml:space="preserve">самые частые пропуски, в среднем 2–3 раза в неделю</w:t>
+      </w:r>
+      <w:r>
+        <w:t xml:space="preserve">;</w:t>
+      </w:r>
+      <w:r>
+        <w:t xml:space="preserve"> </w:t>
+      </w:r>
+      <w:r>
+        <w:t xml:space="preserve">- бисопролол 5 мг утром — принимает регулярно;</w:t>
+      </w:r>
+      <w:r>
+        <w:t xml:space="preserve"> </w:t>
+      </w:r>
+      <w:r>
+        <w:t xml:space="preserve">- валсартан 160 мг утром — принимает регулярно;</w:t>
+      </w:r>
+      <w:r>
+        <w:t xml:space="preserve"> </w:t>
+      </w:r>
+      <w:r>
+        <w:t xml:space="preserve">- аторвастатин 40 мг — регулярно;</w:t>
+      </w:r>
+      <w:r>
+        <w:t xml:space="preserve"> </w:t>
+      </w:r>
+      <w:r>
+        <w:t xml:space="preserve">- АСК 75 мг — регулярно.</w:t>
       </w:r>
     </w:p>
     <w:p>
@@ -338,7 +275,7 @@
         <w:t xml:space="preserve"> </w:t>
       </w:r>
       <w:r>
-        <w:t xml:space="preserve">АД 168/98 мм рт.ст. на приёме (СМАД: стойкая систоло-диастолическая АГ, недостаточное ночное снижение — non-dipper, типично для ХБП). ЧСС 88 уд/мин, пульс ритмичный. Тоны сердца ясные, акцент II тона над аортой. Дыхание везикулярное, хрипов нет. Периферических отёков нет.</w:t>
+        <w:t xml:space="preserve">АД 150/90 мм рт.ст. на приёме (СМАД: стойкая систоло-диастолическая АГ, недостаточное ночное снижение — non-dipper, типично для ХБП). ЧСС 88 уд/мин, пульс ритмичный. Тоны сердца ясные, акцент II тона над аортой. Дыхание везикулярное, хрипов нет. Периферических отёков нет.</w:t>
       </w:r>
     </w:p>
     <w:p>
@@ -394,7 +331,7 @@
         <w:t xml:space="preserve"> </w:t>
       </w:r>
       <w:r>
-        <w:t xml:space="preserve">ФВ ЛЖ 62 % (Simpson, сохранена), ИММЛЖ 118 г/м² (норма для женщин ≤ 95 → ГЛЖ), относительная толщина стенок 0,48 → концентрическая гипертрофия ЛЖ; левое предсердие не расширено.</w:t>
+        <w:t xml:space="preserve">ФВ ЛЖ 62% (Simpson, сохранена), ИММЛЖ 118 г/м² (норма для женщин ≤95 → ГЛЖ), относительная толщина стенок 0,48 → концентрическая гипертрофия ЛЖ; левое предсердие не расширено.</w:t>
       </w:r>
       <w:r>
         <w:t xml:space="preserve"> </w:t>
@@ -416,7 +353,7 @@
         <w:t xml:space="preserve"> </w:t>
       </w:r>
       <w:r>
-        <w:t xml:space="preserve">положительная — преходящая гипокинезия нижне-боковых сегментов ЛЖ при субмаксимальной нагрузке; зона ишемии умеренная (не высокого риска).</w:t>
+        <w:t xml:space="preserve">положительная — преходящая гипокинезия нижне-боковых сегментов ЛЖ при субмаксимальной нагрузке; объём ишемии умеренный (не высокого риска).</w:t>
       </w:r>
       <w:r>
         <w:t xml:space="preserve"> </w:t>
@@ -456,7 +393,7 @@
         <w:t xml:space="preserve"> </w:t>
       </w:r>
       <w:r>
-        <w:t xml:space="preserve">СКФ CKD-EPI 36 мл/мин/1,73 м² → ХБП С3b; альбумин/креатинин мочи 80 мг/г → А2. Калий 4,6 ммоль/л. Глюкоза натощак 5,4 ммоль/л; HbA1c 5,5 %. ОХС 3,8; ЛНП 1,4; ЛВП 1,3; ТГ 1,4 ммоль/л (целевой ХС-ЛНП достигнут на терапии). ТТГ в норме.</w:t>
+        <w:t xml:space="preserve">СКФ CKD-EPI 36 мл/мин/1,73 м² → ХБП С3b; альбумин/креатинин мочи 80 мг/г → А2. Калий 4,6 ммоль/л. Глюкоза натощак 5,4 ммоль/л; HbA1c 5,5%. ОХС 3,8; ЛПНП 1,86; ЛПВП 1,3; ТГ 1,4 ммоль/л. NT-proBNP 100 пг/мл. ТТГ в норме.</w:t>
       </w:r>
     </w:p>
     <w:p>
@@ -468,7 +405,7 @@
           <w:bCs/>
           <w:b/>
         </w:rPr>
-        <w:t xml:space="preserve">ДИАГНОЗ (КР МЗ РФ, при обращении):</w:t>
+        <w:t xml:space="preserve">ДИАГНОЗ:</w:t>
       </w:r>
       <w:r>
         <w:t xml:space="preserve"> </w:t>
@@ -480,7 +417,7 @@
         <w:t xml:space="preserve"> </w:t>
       </w:r>
       <w:r>
-        <w:t xml:space="preserve">&gt; Гипертоническая болезнь III стадии. Гипертензивное поражение органов-мишеней: концентрическая гипертрофия левого желудочка. Целевой уровень АД (≤130/&lt;80 мм рт.ст. при ХБП) не достигнут. Риск 4 (очень высокий).</w:t>
+        <w:t xml:space="preserve">&gt; Гипертоническая болезнь III стадии. Целевой уровень АД не достигнут. Риск 4 (очень высокий). Концентрическая гипертрофия левого желудочка.</w:t>
       </w:r>
       <w:r>
         <w:t xml:space="preserve"> </w:t>
@@ -492,7 +429,7 @@
         <w:t xml:space="preserve"> </w:t>
       </w:r>
       <w:r>
-        <w:t xml:space="preserve">&gt; Дислипидемия, целевой уровень ХС-ЛНП достигнут на терапии.</w:t>
+        <w:t xml:space="preserve">&gt; Дислипидемия, целевой уровень ХС-ЛНП не достигнут на терапии.</w:t>
       </w:r>
     </w:p>
     <w:p>
@@ -521,13 +458,13 @@
           <w:bCs/>
           <w:b/>
         </w:rPr>
-        <w:t xml:space="preserve">ДОРОЖНАЯ КАРТА (обсуждена и согласована с пациенткой):</w:t>
-      </w:r>
-      <w:r>
-        <w:t xml:space="preserve"> </w:t>
-      </w:r>
-      <w:r>
-        <w:t xml:space="preserve">поэтапный план — (1) сначала подбор эффективной дозы на свободных компонентах с контролем переносимости; (2) после подтверждения эффективности подобранных доз — перевод на фиксированную комбинацию для устранения нерегулярного приёма.</w:t>
+        <w:t xml:space="preserve">ДОРОЖНАЯ КАРТА</w:t>
+      </w:r>
+      <w:r>
+        <w:t xml:space="preserve"> </w:t>
+      </w:r>
+      <w:r>
+        <w:t xml:space="preserve">(обсуждена и согласована с пациенткой): поэтапный план — (1) сначала подбор эффективной дозы на свободных компонентах с контролем переносимости; (2) после подтверждения эффективности подобранных доз — перевод на фиксированную комбинацию для устранения нерегулярного приёма.</w:t>
       </w:r>
     </w:p>
     <w:p>
@@ -545,33 +482,7 @@
         <w:t xml:space="preserve"> </w:t>
       </w:r>
       <w:r>
-        <w:t xml:space="preserve">На фоне сохранения</w:t>
-      </w:r>
-      <w:r>
-        <w:t xml:space="preserve"> </w:t>
-      </w:r>
-      <w:r>
-        <w:rPr>
-          <w:bCs/>
-          <w:b/>
-        </w:rPr>
-        <w:t xml:space="preserve">периндоприла 8 мг</w:t>
-      </w:r>
-      <w:r>
-        <w:t xml:space="preserve">, аторвастатина 40 мг и АСК 75 мг проведена работа по приверженности; для контроля стенокардии и ЧСС бисопролол-дженерик заменён на оригинальный</w:t>
-      </w:r>
-      <w:r>
-        <w:t xml:space="preserve"> </w:t>
-      </w:r>
-      <w:r>
-        <w:rPr>
-          <w:bCs/>
-          <w:b/>
-        </w:rPr>
-        <w:t xml:space="preserve">Конкор и титрован с 5 до 10 мг/сут</w:t>
-      </w:r>
-      <w:r>
-        <w:t xml:space="preserve">, амлодипин 10 мг сохранён, перенесён на утренние часы.</w:t>
+        <w:t xml:space="preserve">На фоне сохранения валсартана 160 мг и АСК 75 мг проведена работа по приверженности; для контроля стенокардии и ЧСС бисопролол заменён на оригинальный Конкор и титрован с 5 до 10 мг/сут; амлодипин 10 мг сохранён, перенесён на утренние часы. Аторвастатин 40 мг заменён на аторвастатин 40 / эзетимиб 10 мг для достижения целевых значений ХС-ЛНП.</w:t>
       </w:r>
       <w:r>
         <w:t xml:space="preserve"> </w:t>
@@ -587,7 +498,7 @@
         <w:t xml:space="preserve"> </w:t>
       </w:r>
       <w:r>
-        <w:t xml:space="preserve">АД 142/86 мм рт.ст., ЧСС 74 уд/мин, стенокардия в пределах ФК II, частота приступов снизилась; переносимость хорошая, отёков нет.</w:t>
+        <w:t xml:space="preserve">АД 134/82 мм рт.ст. — эффект перехода на Конкор 10 мг и регулярного приёма амлодипина; ЧСС 70 уд/мин; стенокардия в пределах ФК I; частота приступов снизилась; переносимость хорошая, отёков нет.</w:t>
       </w:r>
     </w:p>
     <w:p>
@@ -631,13 +542,13 @@
           <w:iCs/>
           <w:i/>
         </w:rPr>
-        <w:t xml:space="preserve">Через 7 дней:</w:t>
-      </w:r>
-      <w:r>
-        <w:t xml:space="preserve"> </w:t>
-      </w:r>
-      <w:r>
-        <w:t xml:space="preserve">АД 128/76 мм рт.ст., ЧСС 66 уд/мин, приступы стенокардии на уровне ФК I; СКФ без динамики (36 мл/мин/1,73 м²).</w:t>
+        <w:t xml:space="preserve">Через 2 недели:</w:t>
+      </w:r>
+      <w:r>
+        <w:t xml:space="preserve"> </w:t>
+      </w:r>
+      <w:r>
+        <w:t xml:space="preserve">АД 128/76 мм рт.ст.; ЧСС 66 уд/мин; приступов стенокардии в наблюдаемом периоде не зарегистрировано; СКФ без динамики (36 мл/мин/1,73 м²).</w:t>
       </w:r>
     </w:p>
     <w:p>
@@ -661,13 +572,13 @@
         <w:t xml:space="preserve"> </w:t>
       </w:r>
       <w:r>
-        <w:t xml:space="preserve">- ФК I достигнут — приступы стенокардии отсутствуют.</w:t>
-      </w:r>
-      <w:r>
-        <w:t xml:space="preserve"> </w:t>
-      </w:r>
-      <w:r>
-        <w:t xml:space="preserve">- ЧСС 66 уд/мин: целевой коридор 55–60 по КР МЗ РФ Стабильная ИБС-2024 — инструмент для достижения симптомного контроля; при достигнутом ФК I дальнейшая титрация не показана.</w:t>
+        <w:t xml:space="preserve">- Приступов стенокардии в наблюдаемом периоде не зарегистрировано.</w:t>
+      </w:r>
+      <w:r>
+        <w:t xml:space="preserve"> </w:t>
+      </w:r>
+      <w:r>
+        <w:t xml:space="preserve">- ЧСС в контролируемом диапазоне (66 уд/мин).</w:t>
       </w:r>
       <w:r>
         <w:t xml:space="preserve"> </w:t>
@@ -702,16 +613,6 @@
         </w:rPr>
         <w:t xml:space="preserve">Оригинальный бисопролол — Конкор — предсказуемость эффекта в сравнении с дженериками.</w:t>
       </w:r>
-      <w:r>
-        <w:t xml:space="preserve"> </w:t>
-      </w:r>
-      <w:r>
-        <w:rPr>
-          <w:iCs/>
-          <w:i/>
-        </w:rPr>
-        <w:t xml:space="preserve">(Backing — слайды деки v2.0 по фармакокинетике / биоэквивалентности.)</w:t>
-      </w:r>
     </w:p>
     <w:p>
       <w:pPr>
@@ -731,23 +632,7 @@
         <w:t xml:space="preserve"> </w:t>
       </w:r>
       <w:r>
-        <w:t xml:space="preserve">Бисопролол имеет сбалансированный двойной путь выведения (~50 % почечная экскреция / ~50 % печёночный метаболизм), что обеспечивает предсказуемую фармакокинетику и отсутствие клинически значимой кумуляции при нарушении функции почек; период полувыведения при почечной недостаточности возрастает лишь приблизительно вдвое.</w:t>
-      </w:r>
-      <w:r>
-        <w:t xml:space="preserve"> </w:t>
-      </w:r>
-      <w:r>
-        <w:rPr>
-          <w:bCs/>
-          <w:b/>
-        </w:rPr>
-        <w:t xml:space="preserve">Коррекция дозы бисопролола при ХБП С3b не требуется</w:t>
-      </w:r>
-      <w:r>
-        <w:t xml:space="preserve"> </w:t>
-      </w:r>
-      <w:r>
-        <w:t xml:space="preserve">— ограничение «не выше 10 мг» по ОХЛП Конкор относится только к тяжёлой и терминальной ХПН (КК &lt; 20 мл/мин). Амлодипин выводится преимущественно путём печёночного метаболизма и также не требует коррекции дозы при ХБП. Таким образом, Конкор АМ — рациональный выбор фиксированной комбинации у пациента с умеренной ХБП.</w:t>
+        <w:t xml:space="preserve">Бисопролол имеет сбалансированный двойной путь выведения (~50% почечная экскреция / ~50% печёночный метаболизм), что обеспечивает предсказуемую фармакокинетику и отсутствие клинически значимой кумуляции при нарушении функции почек; период полувыведения при почечной недостаточности возрастает лишь приблизительно вдвое. Коррекция дозы не требуется при лёгкой и умеренной ХБП; при ХБП С3b доза 10 мг/сут допустима (ограничение «не выше 10 мг» относится только к тяжёлой и терминальной ХБП — КК &lt;20 мл/мин — по ОХЛП Конкор). Амлодипин выводится преимущественно путём печёночного метаболизма и также не требует коррекции дозы при ХБП. Таким образом, Конкор АМ — рациональный выбор фиксированной комбинации у пациента с умеренной ХБП.</w:t>
       </w:r>
     </w:p>
     <w:p>
@@ -789,41 +674,63 @@
         <w:t xml:space="preserve"> </w:t>
       </w:r>
       <w:r>
-        <w:t xml:space="preserve">Перевод выполнен в уже подобранных дозах (бисопролол 10 + амлодипин 10), что сохранило достигнутый эффект и позволило реализовать полный потенциал дозы за счёт регулярного приёма.</w:t>
-      </w:r>
-      <w:r>
-        <w:t xml:space="preserve"> </w:t>
-      </w:r>
-      <w:r>
-        <w:rPr>
-          <w:iCs/>
-          <w:i/>
-        </w:rPr>
-        <w:t xml:space="preserve">(Backing — слайды деки v2.0 по приверженности и твёрдым конечным точкам, Verma 2018.)</w:t>
-      </w:r>
-    </w:p>
-    <w:p>
-      <w:pPr>
-        <w:pStyle w:val="FirstParagraph"/>
-      </w:pPr>
-      <w:r>
-        <w:rPr>
-          <w:bCs/>
-          <w:b/>
-        </w:rPr>
-        <w:t xml:space="preserve">FAIR BALANCE:</w:t>
-      </w:r>
-      <w:r>
-        <w:t xml:space="preserve"> </w:t>
-      </w:r>
-      <w:r>
-        <w:t xml:space="preserve">- Периферический отёк — дозозависимый класс-эффект дигидропиридиновых БКК (наиболее вероятен на дозе 10 мг); у пациентки отсутствует, переносимость хорошая, дополнительно нивелируется сопутствующим периндоприлом.</w:t>
-      </w:r>
-      <w:r>
-        <w:t xml:space="preserve"> </w:t>
-      </w:r>
-      <w:r>
-        <w:t xml:space="preserve">- ЧСС 66 уд/мин — клинически удовлетворительная при достигнутом ФК I; симптомной брадикардии нет.</w:t>
+        <w:t xml:space="preserve">Перевод выполнен в уже подобранных дозах (бисопролол 10 + амлодипин 10), что сохранило достигнутый эффект и позволило реализовать полный потенциал дозы за счёт регулярного приёма. Устранение проблем с пропуском препарата привело к ещё более эффективному контролю АД и приступов стенокардии, что согласуется с данными когортных исследований:</w:t>
+      </w:r>
+    </w:p>
+    <w:p>
+      <w:pPr>
+        <w:numPr>
+          <w:ilvl w:val="1"/>
+          <w:numId w:val="1002"/>
+        </w:numPr>
+        <w:pStyle w:val="Compact"/>
+      </w:pPr>
+      <w:r>
+        <w:t xml:space="preserve">В исследовании</w:t>
+      </w:r>
+      <w:r>
+        <w:t xml:space="preserve"> </w:t>
+      </w:r>
+      <w:r>
+        <w:rPr>
+          <w:bCs/>
+          <w:b/>
+        </w:rPr>
+        <w:t xml:space="preserve">Скибицкого В.В. и соавт.</w:t>
+      </w:r>
+      <w:r>
+        <w:t xml:space="preserve"> </w:t>
+      </w:r>
+      <w:r>
+        <w:t xml:space="preserve">(Системные гипертензии. 2015;1:26–31) у пациентов с АГ + ИБС + метаболическим синдромом на Конкор АМ частота приступов стенокардии и использования нитратов была ниже, чем на свободной комбинации.</w:t>
+      </w:r>
+    </w:p>
+    <w:p>
+      <w:pPr>
+        <w:numPr>
+          <w:ilvl w:val="1"/>
+          <w:numId w:val="1002"/>
+        </w:numPr>
+        <w:pStyle w:val="Compact"/>
+      </w:pPr>
+      <w:r>
+        <w:t xml:space="preserve">В исследовании</w:t>
+      </w:r>
+      <w:r>
+        <w:t xml:space="preserve"> </w:t>
+      </w:r>
+      <w:r>
+        <w:rPr>
+          <w:bCs/>
+          <w:b/>
+        </w:rPr>
+        <w:t xml:space="preserve">Czarnecka D et al.</w:t>
+      </w:r>
+      <w:r>
+        <w:t xml:space="preserve"> </w:t>
+      </w:r>
+      <w:r>
+        <w:t xml:space="preserve">(Curr Med Res Opin. 2015;31(5):875–81) у 13% пациентов FDC обеспечивала более эффективное действие, чем эквивалентная свободная комбинация (n=4226).</w:t>
       </w:r>
     </w:p>
     <w:p>
@@ -847,7 +754,7 @@
       <w:pPr>
         <w:numPr>
           <w:ilvl w:val="0"/>
-          <w:numId w:val="1002"/>
+          <w:numId w:val="1003"/>
         </w:numPr>
         <w:pStyle w:val="Compact"/>
       </w:pPr>
@@ -859,7 +766,7 @@
       <w:pPr>
         <w:numPr>
           <w:ilvl w:val="0"/>
-          <w:numId w:val="1002"/>
+          <w:numId w:val="1003"/>
         </w:numPr>
         <w:pStyle w:val="Compact"/>
       </w:pPr>
@@ -871,7 +778,7 @@
       <w:pPr>
         <w:numPr>
           <w:ilvl w:val="0"/>
-          <w:numId w:val="1002"/>
+          <w:numId w:val="1003"/>
         </w:numPr>
         <w:pStyle w:val="Compact"/>
       </w:pPr>
@@ -883,7 +790,7 @@
       <w:pPr>
         <w:numPr>
           <w:ilvl w:val="0"/>
-          <w:numId w:val="1002"/>
+          <w:numId w:val="1003"/>
         </w:numPr>
         <w:pStyle w:val="Compact"/>
       </w:pPr>
@@ -895,12 +802,36 @@
       <w:pPr>
         <w:numPr>
           <w:ilvl w:val="0"/>
-          <w:numId w:val="1002"/>
+          <w:numId w:val="1003"/>
         </w:numPr>
         <w:pStyle w:val="Compact"/>
       </w:pPr>
       <w:r>
-        <w:t xml:space="preserve">Backing-слайды (фармакокинетика / биоэквивалентность Конкор vs дженерики; приверженность и твёрдые конечные точки — Verma 2018) — из деки</w:t>
+        <w:t xml:space="preserve">Скибицкий ВВ и соавт. Системные гипертензии. 2015;1:26–31.</w:t>
+      </w:r>
+    </w:p>
+    <w:p>
+      <w:pPr>
+        <w:numPr>
+          <w:ilvl w:val="0"/>
+          <w:numId w:val="1003"/>
+        </w:numPr>
+        <w:pStyle w:val="Compact"/>
+      </w:pPr>
+      <w:r>
+        <w:t xml:space="preserve">Czarnecka D et al. Curr Med Res Opin. 2015;31(5):875–81.</w:t>
+      </w:r>
+    </w:p>
+    <w:p>
+      <w:pPr>
+        <w:numPr>
+          <w:ilvl w:val="0"/>
+          <w:numId w:val="1003"/>
+        </w:numPr>
+        <w:pStyle w:val="Compact"/>
+      </w:pPr>
+      <w:r>
+        <w:t xml:space="preserve">Backing-слайды: дека</w:t>
       </w:r>
       <w:r>
         <w:t xml:space="preserve"> </w:t>
@@ -912,7 +843,7 @@
         <w:t xml:space="preserve">context/slide-library/2026-05-14_konkor-am_fdc-bisop-amlo_v2.0.pptx</w:t>
       </w:r>
       <w:r>
-        <w:t xml:space="preserve">.</w:t>
+        <w:t xml:space="preserve">, слайды 48 (Скибицкий), 66–68, 74 (Czarnecka).</w:t>
       </w:r>
     </w:p>
     <w:bookmarkEnd w:id="24"/>
@@ -1218,6 +1149,9 @@
     </w:lvlOverride>
   </w:num>
   <w:num w:numId="1002">
+    <w:abstractNumId w:val="991"/>
+  </w:num>
+  <w:num w:numId="1003">
     <w:abstractNumId w:val="991"/>
   </w:num>
 </w:numbering>
